--- a/Final_delivery/Report/DM_MAA_Report_Template.docx
+++ b/Final_delivery/Report/DM_MAA_Report_Template.docx
@@ -1,6 +1,6 @@
 
 <file path=word/document.xml><?xml version="1.0" encoding="utf-8"?>
-<w:document xmlns:wpc="http://schemas.microsoft.com/office/word/2010/wordprocessingCanvas" xmlns:cx="http://schemas.microsoft.com/office/drawing/2014/chartex" xmlns:cx1="http://schemas.microsoft.com/office/drawing/2015/9/8/chartex" xmlns:cx2="http://schemas.microsoft.com/office/drawing/2015/10/21/chartex" xmlns:cx3="http://schemas.microsoft.com/office/drawing/2016/5/9/chartex" xmlns:cx4="http://schemas.microsoft.com/office/drawing/2016/5/10/chartex" xmlns:cx5="http://schemas.microsoft.com/office/drawing/2016/5/11/chartex" xmlns:cx6="http://schemas.microsoft.com/office/drawing/2016/5/12/chartex" xmlns:cx7="http://schemas.microsoft.com/office/drawing/2016/5/13/chartex" xmlns:cx8="http://schemas.microsoft.com/office/drawing/2016/5/14/chartex" xmlns:mc="http://schemas.openxmlformats.org/markup-compatibility/2006" xmlns:aink="http://schemas.microsoft.com/office/drawing/2016/ink" xmlns:am3d="http://schemas.microsoft.com/office/drawing/2017/model3d" xmlns:o="urn:schemas-microsoft-com:office:office" xmlns:oel="http://schemas.microsoft.com/office/2019/extlst" xmlns:r="http://schemas.openxmlformats.org/officeDocument/2006/relationships" xmlns:m="http://schemas.openxmlformats.org/officeDocument/2006/math" xmlns:v="urn:schemas-microsoft-com:vml" xmlns:wp14="http://schemas.microsoft.com/office/word/2010/wordprocessingDrawing" xmlns:wp="http://schemas.openxmlformats.org/drawingml/2006/wordprocessingDrawing" xmlns:w10="urn:schemas-microsoft-com:office:word" xmlns:w="http://schemas.openxmlformats.org/wordprocessingml/2006/main" xmlns:w14="http://schemas.microsoft.com/office/word/2010/wordml" xmlns:w15="http://schemas.microsoft.com/office/word/2012/wordml" xmlns:w16cex="http://schemas.microsoft.com/office/word/2018/wordml/cex" xmlns:w16cid="http://schemas.microsoft.com/office/word/2016/wordml/cid" xmlns:w16="http://schemas.microsoft.com/office/word/2018/wordml" xmlns:w16du="http://schemas.microsoft.com/office/word/2023/wordml/word16du" xmlns:w16sdtdh="http://schemas.microsoft.com/office/word/2020/wordml/sdtdatahash" xmlns:w16se="http://schemas.microsoft.com/office/word/2015/wordml/symex" xmlns:wpg="http://schemas.microsoft.com/office/word/2010/wordprocessingGroup" xmlns:wpi="http://schemas.microsoft.com/office/word/2010/wordprocessingInk" xmlns:wne="http://schemas.microsoft.com/office/word/2006/wordml" xmlns:wps="http://schemas.microsoft.com/office/word/2010/wordprocessingShape" mc:Ignorable="w14 w15 w16se w16cid w16 w16cex w16sdtdh w16du wp14">
+<w:document xmlns:wpc="http://schemas.microsoft.com/office/word/2010/wordprocessingCanvas" xmlns:cx="http://schemas.microsoft.com/office/drawing/2014/chartex" xmlns:cx1="http://schemas.microsoft.com/office/drawing/2015/9/8/chartex" xmlns:cx2="http://schemas.microsoft.com/office/drawing/2015/10/21/chartex" xmlns:cx3="http://schemas.microsoft.com/office/drawing/2016/5/9/chartex" xmlns:cx4="http://schemas.microsoft.com/office/drawing/2016/5/10/chartex" xmlns:cx5="http://schemas.microsoft.com/office/drawing/2016/5/11/chartex" xmlns:cx6="http://schemas.microsoft.com/office/drawing/2016/5/12/chartex" xmlns:cx7="http://schemas.microsoft.com/office/drawing/2016/5/13/chartex" xmlns:cx8="http://schemas.microsoft.com/office/drawing/2016/5/14/chartex" xmlns:mc="http://schemas.openxmlformats.org/markup-compatibility/2006" xmlns:aink="http://schemas.microsoft.com/office/drawing/2016/ink" xmlns:am3d="http://schemas.microsoft.com/office/drawing/2017/model3d" xmlns:o="urn:schemas-microsoft-com:office:office" xmlns:oel="http://schemas.microsoft.com/office/2019/extlst" xmlns:r="http://schemas.openxmlformats.org/officeDocument/2006/relationships" xmlns:m="http://schemas.openxmlformats.org/officeDocument/2006/math" xmlns:v="urn:schemas-microsoft-com:vml" xmlns:wp14="http://schemas.microsoft.com/office/word/2010/wordprocessingDrawing" xmlns:wp="http://schemas.openxmlformats.org/drawingml/2006/wordprocessingDrawing" xmlns:w10="urn:schemas-microsoft-com:office:word" xmlns:w="http://schemas.openxmlformats.org/wordprocessingml/2006/main" xmlns:w14="http://schemas.microsoft.com/office/word/2010/wordml" xmlns:w15="http://schemas.microsoft.com/office/word/2012/wordml" xmlns:w16cex="http://schemas.microsoft.com/office/word/2018/wordml/cex" xmlns:w16cid="http://schemas.microsoft.com/office/word/2016/wordml/cid" xmlns:w16="http://schemas.microsoft.com/office/word/2018/wordml" xmlns:w16du="http://schemas.microsoft.com/office/word/2023/wordml/word16du" xmlns:w16sdtdh="http://schemas.microsoft.com/office/word/2020/wordml/sdtdatahash" xmlns:w16se="http://schemas.microsoft.com/office/word/2015/wordml/symex" xmlns:wpg="http://schemas.microsoft.com/office/word/2010/wordprocessingGroup" xmlns:wpi="http://schemas.microsoft.com/office/word/2010/wordprocessingInk" xmlns:wne="http://schemas.microsoft.com/office/word/2006/wordml" xmlns:wps="http://schemas.microsoft.com/office/word/2010/wordprocessingShape" xmlns:a="http://schemas.openxmlformats.org/drawingml/2006/main" xmlns:pic="http://schemas.openxmlformats.org/drawingml/2006/picture" mc:Ignorable="w14 w15 w16se w16cid w16 w16cex w16sdtdh w16du wp14">
   <w:body>
     <w:p>
       <w:pPr>
@@ -613,7 +613,7 @@
     <w:sdt>
       <w:sdtPr>
         <w:rPr>
-          <w:rFonts w:ascii="Calibri" w:eastAsia="Calibri" w:hAnsi="Calibri"/>
+          <w:rFonts w:ascii="Calibri" w:hAnsi="Calibri" w:eastAsia="Calibri"/>
           <w:b w:val="0"/>
           <w:bCs w:val="0"/>
           <w:color w:val="auto"/>
@@ -628,7 +628,13 @@
       </w:sdtPr>
       <w:sdtEndPr>
         <w:rPr>
+          <w:rFonts w:ascii="Calibri" w:hAnsi="Calibri" w:eastAsia="Calibri"/>
+          <w:b w:val="0"/>
+          <w:bCs w:val="0"/>
           <w:noProof/>
+          <w:color w:val="auto"/>
+          <w:sz w:val="22"/>
+          <w:szCs w:val="22"/>
         </w:rPr>
       </w:sdtEndPr>
       <w:sdtContent>
@@ -649,7 +655,7 @@
           <w:pPr>
             <w:pStyle w:val="TOC1"/>
             <w:rPr>
-              <w:rFonts w:asciiTheme="minorHAnsi" w:eastAsiaTheme="minorEastAsia" w:hAnsiTheme="minorHAnsi" w:cstheme="minorBidi"/>
+              <w:rFonts w:asciiTheme="minorHAnsi" w:hAnsiTheme="minorHAnsi" w:eastAsiaTheme="minorEastAsia" w:cstheme="minorBidi"/>
               <w:kern w:val="2"/>
               <w:sz w:val="24"/>
               <w:szCs w:val="24"/>
@@ -666,7 +672,7 @@
           <w:r>
             <w:fldChar w:fldCharType="separate"/>
           </w:r>
-          <w:hyperlink w:anchor="_Toc176981912" w:history="1">
+          <w:hyperlink w:history="1" w:anchor="_Toc176981912">
             <w:r>
               <w:rPr>
                 <w:rStyle w:val="Hyperlink"/>
@@ -675,7 +681,7 @@
             </w:r>
             <w:r>
               <w:rPr>
-                <w:rFonts w:asciiTheme="minorHAnsi" w:eastAsiaTheme="minorEastAsia" w:hAnsiTheme="minorHAnsi" w:cstheme="minorBidi"/>
+                <w:rFonts w:asciiTheme="minorHAnsi" w:hAnsiTheme="minorHAnsi" w:eastAsiaTheme="minorEastAsia" w:cstheme="minorBidi"/>
                 <w:kern w:val="2"/>
                 <w:sz w:val="24"/>
                 <w:szCs w:val="24"/>
@@ -737,7 +743,7 @@
           <w:pPr>
             <w:pStyle w:val="TOC1"/>
             <w:rPr>
-              <w:rFonts w:asciiTheme="minorHAnsi" w:eastAsiaTheme="minorEastAsia" w:hAnsiTheme="minorHAnsi" w:cstheme="minorBidi"/>
+              <w:rFonts w:asciiTheme="minorHAnsi" w:hAnsiTheme="minorHAnsi" w:eastAsiaTheme="minorEastAsia" w:cstheme="minorBidi"/>
               <w:kern w:val="2"/>
               <w:sz w:val="24"/>
               <w:szCs w:val="24"/>
@@ -745,7 +751,7 @@
               <w14:ligatures w14:val="standardContextual"/>
             </w:rPr>
           </w:pPr>
-          <w:hyperlink w:anchor="_Toc176981913" w:history="1">
+          <w:hyperlink w:history="1" w:anchor="_Toc176981913">
             <w:r>
               <w:rPr>
                 <w:rStyle w:val="Hyperlink"/>
@@ -754,7 +760,7 @@
             </w:r>
             <w:r>
               <w:rPr>
-                <w:rFonts w:asciiTheme="minorHAnsi" w:eastAsiaTheme="minorEastAsia" w:hAnsiTheme="minorHAnsi" w:cstheme="minorBidi"/>
+                <w:rFonts w:asciiTheme="minorHAnsi" w:hAnsiTheme="minorHAnsi" w:eastAsiaTheme="minorEastAsia" w:cstheme="minorBidi"/>
                 <w:kern w:val="2"/>
                 <w:sz w:val="24"/>
                 <w:szCs w:val="24"/>
@@ -816,7 +822,7 @@
           <w:pPr>
             <w:pStyle w:val="TOC2"/>
             <w:rPr>
-              <w:rFonts w:asciiTheme="minorHAnsi" w:eastAsiaTheme="minorEastAsia" w:hAnsiTheme="minorHAnsi" w:cstheme="minorBidi"/>
+              <w:rFonts w:asciiTheme="minorHAnsi" w:hAnsiTheme="minorHAnsi" w:eastAsiaTheme="minorEastAsia" w:cstheme="minorBidi"/>
               <w:kern w:val="2"/>
               <w:sz w:val="24"/>
               <w:szCs w:val="24"/>
@@ -824,7 +830,7 @@
               <w14:ligatures w14:val="standardContextual"/>
             </w:rPr>
           </w:pPr>
-          <w:hyperlink w:anchor="_Toc176981914" w:history="1">
+          <w:hyperlink w:history="1" w:anchor="_Toc176981914">
             <w:r>
               <w:rPr>
                 <w:rStyle w:val="Hyperlink"/>
@@ -833,7 +839,7 @@
             </w:r>
             <w:r>
               <w:rPr>
-                <w:rFonts w:asciiTheme="minorHAnsi" w:eastAsiaTheme="minorEastAsia" w:hAnsiTheme="minorHAnsi" w:cstheme="minorBidi"/>
+                <w:rFonts w:asciiTheme="minorHAnsi" w:hAnsiTheme="minorHAnsi" w:eastAsiaTheme="minorEastAsia" w:cstheme="minorBidi"/>
                 <w:kern w:val="2"/>
                 <w:sz w:val="24"/>
                 <w:szCs w:val="24"/>
@@ -895,7 +901,7 @@
           <w:pPr>
             <w:pStyle w:val="TOC3"/>
             <w:rPr>
-              <w:rFonts w:asciiTheme="minorHAnsi" w:eastAsiaTheme="minorEastAsia" w:hAnsiTheme="minorHAnsi" w:cstheme="minorBidi"/>
+              <w:rFonts w:asciiTheme="minorHAnsi" w:hAnsiTheme="minorHAnsi" w:eastAsiaTheme="minorEastAsia" w:cstheme="minorBidi"/>
               <w:kern w:val="2"/>
               <w:sz w:val="24"/>
               <w:szCs w:val="24"/>
@@ -903,7 +909,7 @@
               <w14:ligatures w14:val="standardContextual"/>
             </w:rPr>
           </w:pPr>
-          <w:hyperlink w:anchor="_Toc176981915" w:history="1">
+          <w:hyperlink w:history="1" w:anchor="_Toc176981915">
             <w:r>
               <w:rPr>
                 <w:rStyle w:val="Hyperlink"/>
@@ -912,7 +918,7 @@
             </w:r>
             <w:r>
               <w:rPr>
-                <w:rFonts w:asciiTheme="minorHAnsi" w:eastAsiaTheme="minorEastAsia" w:hAnsiTheme="minorHAnsi" w:cstheme="minorBidi"/>
+                <w:rFonts w:asciiTheme="minorHAnsi" w:hAnsiTheme="minorHAnsi" w:eastAsiaTheme="minorEastAsia" w:cstheme="minorBidi"/>
                 <w:kern w:val="2"/>
                 <w:sz w:val="24"/>
                 <w:szCs w:val="24"/>
@@ -974,7 +980,7 @@
           <w:pPr>
             <w:pStyle w:val="TOC4"/>
             <w:rPr>
-              <w:rFonts w:asciiTheme="minorHAnsi" w:eastAsiaTheme="minorEastAsia" w:hAnsiTheme="minorHAnsi" w:cstheme="minorBidi"/>
+              <w:rFonts w:asciiTheme="minorHAnsi" w:hAnsiTheme="minorHAnsi" w:eastAsiaTheme="minorEastAsia" w:cstheme="minorBidi"/>
               <w:noProof/>
               <w:kern w:val="2"/>
               <w:sz w:val="24"/>
@@ -983,7 +989,7 @@
               <w14:ligatures w14:val="standardContextual"/>
             </w:rPr>
           </w:pPr>
-          <w:hyperlink w:anchor="_Toc176981916" w:history="1">
+          <w:hyperlink w:history="1" w:anchor="_Toc176981916">
             <w:r>
               <w:rPr>
                 <w:rStyle w:val="Hyperlink"/>
@@ -993,7 +999,7 @@
             </w:r>
             <w:r>
               <w:rPr>
-                <w:rFonts w:asciiTheme="minorHAnsi" w:eastAsiaTheme="minorEastAsia" w:hAnsiTheme="minorHAnsi" w:cstheme="minorBidi"/>
+                <w:rFonts w:asciiTheme="minorHAnsi" w:hAnsiTheme="minorHAnsi" w:eastAsiaTheme="minorEastAsia" w:cstheme="minorBidi"/>
                 <w:noProof/>
                 <w:kern w:val="2"/>
                 <w:sz w:val="24"/>
@@ -1064,7 +1070,7 @@
           <w:pPr>
             <w:pStyle w:val="TOC1"/>
             <w:rPr>
-              <w:rFonts w:asciiTheme="minorHAnsi" w:eastAsiaTheme="minorEastAsia" w:hAnsiTheme="minorHAnsi" w:cstheme="minorBidi"/>
+              <w:rFonts w:asciiTheme="minorHAnsi" w:hAnsiTheme="minorHAnsi" w:eastAsiaTheme="minorEastAsia" w:cstheme="minorBidi"/>
               <w:kern w:val="2"/>
               <w:sz w:val="24"/>
               <w:szCs w:val="24"/>
@@ -1072,7 +1078,7 @@
               <w14:ligatures w14:val="standardContextual"/>
             </w:rPr>
           </w:pPr>
-          <w:hyperlink w:anchor="_Toc176981917" w:history="1">
+          <w:hyperlink w:history="1" w:anchor="_Toc176981917">
             <w:r>
               <w:rPr>
                 <w:rStyle w:val="Hyperlink"/>
@@ -1081,7 +1087,7 @@
             </w:r>
             <w:r>
               <w:rPr>
-                <w:rFonts w:asciiTheme="minorHAnsi" w:eastAsiaTheme="minorEastAsia" w:hAnsiTheme="minorHAnsi" w:cstheme="minorBidi"/>
+                <w:rFonts w:asciiTheme="minorHAnsi" w:hAnsiTheme="minorHAnsi" w:eastAsiaTheme="minorEastAsia" w:cstheme="minorBidi"/>
                 <w:kern w:val="2"/>
                 <w:sz w:val="24"/>
                 <w:szCs w:val="24"/>
@@ -1143,7 +1149,7 @@
           <w:pPr>
             <w:pStyle w:val="TOC1"/>
             <w:rPr>
-              <w:rFonts w:asciiTheme="minorHAnsi" w:eastAsiaTheme="minorEastAsia" w:hAnsiTheme="minorHAnsi" w:cstheme="minorBidi"/>
+              <w:rFonts w:asciiTheme="minorHAnsi" w:hAnsiTheme="minorHAnsi" w:eastAsiaTheme="minorEastAsia" w:cstheme="minorBidi"/>
               <w:kern w:val="2"/>
               <w:sz w:val="24"/>
               <w:szCs w:val="24"/>
@@ -1151,7 +1157,7 @@
               <w14:ligatures w14:val="standardContextual"/>
             </w:rPr>
           </w:pPr>
-          <w:hyperlink w:anchor="_Toc176981918" w:history="1">
+          <w:hyperlink w:history="1" w:anchor="_Toc176981918">
             <w:r>
               <w:rPr>
                 <w:rStyle w:val="Hyperlink"/>
@@ -1218,7 +1224,7 @@
           <w:pPr>
             <w:pStyle w:val="TOC1"/>
             <w:rPr>
-              <w:rFonts w:asciiTheme="minorHAnsi" w:eastAsiaTheme="minorEastAsia" w:hAnsiTheme="minorHAnsi" w:cstheme="minorBidi"/>
+              <w:rFonts w:asciiTheme="minorHAnsi" w:hAnsiTheme="minorHAnsi" w:eastAsiaTheme="minorEastAsia" w:cstheme="minorBidi"/>
               <w:kern w:val="2"/>
               <w:sz w:val="24"/>
               <w:szCs w:val="24"/>
@@ -1226,7 +1232,7 @@
               <w14:ligatures w14:val="standardContextual"/>
             </w:rPr>
           </w:pPr>
-          <w:hyperlink w:anchor="_Toc176981919" w:history="1">
+          <w:hyperlink w:history="1" w:anchor="_Toc176981919">
             <w:r>
               <w:rPr>
                 <w:rStyle w:val="Hyperlink"/>
@@ -1293,7 +1299,7 @@
           <w:pPr>
             <w:pStyle w:val="TOC1"/>
             <w:rPr>
-              <w:rFonts w:asciiTheme="minorHAnsi" w:eastAsiaTheme="minorEastAsia" w:hAnsiTheme="minorHAnsi" w:cstheme="minorBidi"/>
+              <w:rFonts w:asciiTheme="minorHAnsi" w:hAnsiTheme="minorHAnsi" w:eastAsiaTheme="minorEastAsia" w:cstheme="minorBidi"/>
               <w:kern w:val="2"/>
               <w:sz w:val="24"/>
               <w:szCs w:val="24"/>
@@ -1301,7 +1307,7 @@
               <w14:ligatures w14:val="standardContextual"/>
             </w:rPr>
           </w:pPr>
-          <w:hyperlink w:anchor="_Toc176981920" w:history="1">
+          <w:hyperlink w:history="1" w:anchor="_Toc176981920">
             <w:r>
               <w:rPr>
                 <w:rStyle w:val="Hyperlink"/>
@@ -1391,7 +1397,7 @@
         <w:ind w:left="357"/>
         <w:sectPr>
           <w:footerReference w:type="default" r:id="rId8"/>
-          <w:pgSz w:w="11906" w:h="16838"/>
+          <w:pgSz w:w="11906" w:h="16838" w:orient="portrait"/>
           <w:pgMar w:top="1418" w:right="1418" w:bottom="1418" w:left="1418" w:header="709" w:footer="709" w:gutter="0"/>
           <w:pgNumType w:fmt="lowerRoman" w:start="1"/>
           <w:cols w:space="708"/>
@@ -1403,17 +1409,17 @@
       <w:pPr>
         <w:pStyle w:val="Heading1"/>
       </w:pPr>
-      <w:bookmarkStart w:id="0" w:name="_Toc410990268"/>
-      <w:bookmarkStart w:id="1" w:name="_Toc410990280"/>
-      <w:bookmarkStart w:id="2" w:name="_Toc412186393"/>
-      <w:bookmarkStart w:id="3" w:name="_Toc412186498"/>
-      <w:bookmarkStart w:id="4" w:name="_Toc412186523"/>
-      <w:bookmarkStart w:id="5" w:name="_Toc412186594"/>
-      <w:bookmarkStart w:id="6" w:name="_Toc412186624"/>
-      <w:bookmarkStart w:id="7" w:name="_Toc115296802"/>
-      <w:bookmarkStart w:id="8" w:name="_Toc136960268"/>
-      <w:bookmarkStart w:id="9" w:name="_Toc141959331"/>
-      <w:bookmarkStart w:id="10" w:name="_Toc176981912"/>
+      <w:bookmarkStart w:name="_Toc410990268" w:id="0"/>
+      <w:bookmarkStart w:name="_Toc410990280" w:id="1"/>
+      <w:bookmarkStart w:name="_Toc412186393" w:id="2"/>
+      <w:bookmarkStart w:name="_Toc412186498" w:id="3"/>
+      <w:bookmarkStart w:name="_Toc412186523" w:id="4"/>
+      <w:bookmarkStart w:name="_Toc412186594" w:id="5"/>
+      <w:bookmarkStart w:name="_Toc412186624" w:id="6"/>
+      <w:bookmarkStart w:name="_Toc115296802" w:id="7"/>
+      <w:bookmarkStart w:name="_Toc136960268" w:id="8"/>
+      <w:bookmarkStart w:name="_Toc141959331" w:id="9"/>
+      <w:bookmarkStart w:name="_Toc176981912" w:id="10"/>
       <w:r>
         <w:lastRenderedPageBreak/>
         <w:t>Introduction</w:t>
@@ -1476,7 +1482,7 @@
         </w:rPr>
         <w:footnoteReference w:id="1"/>
       </w:r>
-      <w:bookmarkStart w:id="11" w:name="_Toc22752382"/>
+      <w:bookmarkStart w:name="_Toc22752382" w:id="11"/>
       <w:bookmarkEnd w:id="11"/>
       <w:r>
         <w:t>.</w:t>
@@ -1509,7 +1515,7 @@
       <w:pPr>
         <w:pStyle w:val="Heading1"/>
       </w:pPr>
-      <w:bookmarkStart w:id="12" w:name="_Toc176981913"/>
+      <w:bookmarkStart w:name="_Toc176981913" w:id="12"/>
       <w:r>
         <w:t>Section Heading Level 1</w:t>
       </w:r>
@@ -1522,16 +1528,16 @@
       <w:r>
         <w:t xml:space="preserve"> </w:t>
       </w:r>
-      <w:bookmarkStart w:id="13" w:name="_Toc410990270"/>
-      <w:bookmarkStart w:id="14" w:name="_Toc410990282"/>
-      <w:bookmarkStart w:id="15" w:name="_Toc412186395"/>
-      <w:bookmarkStart w:id="16" w:name="_Toc412186500"/>
-      <w:bookmarkStart w:id="17" w:name="_Toc412186525"/>
-      <w:bookmarkStart w:id="18" w:name="_Toc412186596"/>
-      <w:bookmarkStart w:id="19" w:name="_Toc412186626"/>
-      <w:bookmarkStart w:id="20" w:name="_Toc115296804"/>
-      <w:bookmarkStart w:id="21" w:name="_Toc141959333"/>
-      <w:bookmarkStart w:id="22" w:name="_Toc176981914"/>
+      <w:bookmarkStart w:name="_Toc410990270" w:id="13"/>
+      <w:bookmarkStart w:name="_Toc410990282" w:id="14"/>
+      <w:bookmarkStart w:name="_Toc412186395" w:id="15"/>
+      <w:bookmarkStart w:name="_Toc412186500" w:id="16"/>
+      <w:bookmarkStart w:name="_Toc412186525" w:id="17"/>
+      <w:bookmarkStart w:name="_Toc412186596" w:id="18"/>
+      <w:bookmarkStart w:name="_Toc412186626" w:id="19"/>
+      <w:bookmarkStart w:name="_Toc115296804" w:id="20"/>
+      <w:bookmarkStart w:name="_Toc141959333" w:id="21"/>
+      <w:bookmarkStart w:name="_Toc176981914" w:id="22"/>
       <w:r>
         <w:t xml:space="preserve">Level 2 </w:t>
       </w:r>
@@ -1610,7 +1616,7 @@
           <w:color w:val="auto"/>
         </w:rPr>
       </w:pPr>
-      <w:bookmarkStart w:id="23" w:name="_Toc115296844"/>
+      <w:bookmarkStart w:name="_Toc115296844" w:id="23"/>
       <w:r>
         <w:rPr>
           <w:color w:val="auto"/>
@@ -1745,7 +1751,7 @@
           <w:color w:val="auto"/>
         </w:rPr>
       </w:pPr>
-      <w:bookmarkStart w:id="24" w:name="_Toc195247286"/>
+      <w:bookmarkStart w:name="_Toc195247286" w:id="24"/>
       <w:r>
         <w:rPr>
           <w:color w:val="auto"/>
@@ -1836,9 +1842,9 @@
         <w:tblW w:w="0" w:type="auto"/>
         <w:jc w:val="center"/>
         <w:tblBorders>
-          <w:top w:val="single" w:sz="4" w:space="0" w:color="auto"/>
-          <w:bottom w:val="single" w:sz="4" w:space="0" w:color="auto"/>
-          <w:insideH w:val="single" w:sz="4" w:space="0" w:color="auto"/>
+          <w:top w:val="single" w:color="auto" w:sz="4" w:space="0"/>
+          <w:bottom w:val="single" w:color="auto" w:sz="4" w:space="0"/>
+          <w:insideH w:val="single" w:color="auto" w:sz="4" w:space="0"/>
         </w:tblBorders>
         <w:tblLook w:val="04A0" w:firstRow="1" w:lastRow="0" w:firstColumn="1" w:lastColumn="0" w:noHBand="0" w:noVBand="1"/>
       </w:tblPr>
@@ -1854,21 +1860,29 @@
           <w:tcPr>
             <w:tcW w:w="2660" w:type="dxa"/>
             <w:tcBorders>
-              <w:top w:val="single" w:sz="18" w:space="0" w:color="auto"/>
-              <w:bottom w:val="single" w:sz="18" w:space="0" w:color="auto"/>
+              <w:top w:val="single" w:color="auto" w:sz="18" w:space="0"/>
+              <w:bottom w:val="single" w:color="auto" w:sz="18" w:space="0"/>
             </w:tcBorders>
             <w:shd w:val="clear" w:color="auto" w:fill="auto"/>
+            <w:tcMar/>
           </w:tcPr>
           <w:p>
             <w:pPr>
               <w:pStyle w:val="Textotabelas"/>
-              <w:rPr>
-                <w:b/>
+              <w:suppressLineNumbers w:val="0"/>
+              <w:bidi w:val="0"/>
+              <w:spacing w:before="40" w:beforeAutospacing="off" w:after="40" w:afterAutospacing="off" w:line="240" w:lineRule="auto"/>
+              <w:ind w:left="0" w:right="0"/>
+              <w:jc w:val="center"/>
+              <w:rPr>
+                <w:b w:val="1"/>
+                <w:bCs w:val="1"/>
               </w:rPr>
             </w:pPr>
             <w:r>
               <w:rPr>
-                <w:b/>
+                <w:b w:val="1"/>
+                <w:bCs w:val="1"/>
               </w:rPr>
               <w:t>Title</w:t>
             </w:r>
@@ -1878,21 +1892,29 @@
           <w:tcPr>
             <w:tcW w:w="2835" w:type="dxa"/>
             <w:tcBorders>
-              <w:top w:val="single" w:sz="18" w:space="0" w:color="auto"/>
-              <w:bottom w:val="single" w:sz="18" w:space="0" w:color="auto"/>
+              <w:top w:val="single" w:color="auto" w:sz="18" w:space="0"/>
+              <w:bottom w:val="single" w:color="auto" w:sz="18" w:space="0"/>
             </w:tcBorders>
             <w:shd w:val="clear" w:color="auto" w:fill="auto"/>
+            <w:tcMar/>
           </w:tcPr>
           <w:p>
             <w:pPr>
               <w:pStyle w:val="Textotabelas"/>
-              <w:rPr>
-                <w:b/>
+              <w:suppressLineNumbers w:val="0"/>
+              <w:bidi w:val="0"/>
+              <w:spacing w:before="40" w:beforeAutospacing="off" w:after="40" w:afterAutospacing="off" w:line="240" w:lineRule="auto"/>
+              <w:ind w:left="0" w:right="0"/>
+              <w:jc w:val="center"/>
+              <w:rPr>
+                <w:b w:val="1"/>
+                <w:bCs w:val="1"/>
               </w:rPr>
             </w:pPr>
             <w:r>
               <w:rPr>
-                <w:b/>
+                <w:b w:val="1"/>
+                <w:bCs w:val="1"/>
               </w:rPr>
               <w:t>Title</w:t>
             </w:r>
@@ -1907,15 +1929,29 @@
           <w:tcPr>
             <w:tcW w:w="2660" w:type="dxa"/>
             <w:tcBorders>
-              <w:top w:val="single" w:sz="18" w:space="0" w:color="auto"/>
+              <w:top w:val="single" w:color="auto" w:sz="18" w:space="0"/>
             </w:tcBorders>
             <w:shd w:val="clear" w:color="auto" w:fill="auto"/>
+            <w:tcMar/>
           </w:tcPr>
           <w:p>
             <w:pPr>
               <w:pStyle w:val="Textotabelas"/>
+              <w:suppressLineNumbers w:val="0"/>
+              <w:bidi w:val="0"/>
+              <w:spacing w:before="40" w:beforeAutospacing="off" w:after="40" w:afterAutospacing="off" w:line="240" w:lineRule="auto"/>
+              <w:ind w:left="0" w:right="0"/>
+              <w:jc w:val="center"/>
+              <w:rPr>
+                <w:b w:val="1"/>
+                <w:bCs w:val="1"/>
+              </w:rPr>
             </w:pPr>
             <w:r>
+              <w:rPr>
+                <w:b w:val="1"/>
+                <w:bCs w:val="1"/>
+              </w:rPr>
               <w:t>Text</w:t>
             </w:r>
           </w:p>
@@ -1924,15 +1960,29 @@
           <w:tcPr>
             <w:tcW w:w="2835" w:type="dxa"/>
             <w:tcBorders>
-              <w:top w:val="single" w:sz="18" w:space="0" w:color="auto"/>
+              <w:top w:val="single" w:color="auto" w:sz="18" w:space="0"/>
             </w:tcBorders>
             <w:shd w:val="clear" w:color="auto" w:fill="auto"/>
+            <w:tcMar/>
           </w:tcPr>
           <w:p>
             <w:pPr>
               <w:pStyle w:val="Textotabelas"/>
+              <w:suppressLineNumbers w:val="0"/>
+              <w:bidi w:val="0"/>
+              <w:spacing w:before="40" w:beforeAutospacing="off" w:after="40" w:afterAutospacing="off" w:line="240" w:lineRule="auto"/>
+              <w:ind w:left="0" w:right="0"/>
+              <w:jc w:val="center"/>
+              <w:rPr>
+                <w:b w:val="1"/>
+                <w:bCs w:val="1"/>
+              </w:rPr>
             </w:pPr>
             <w:r>
+              <w:rPr>
+                <w:b w:val="1"/>
+                <w:bCs w:val="1"/>
+              </w:rPr>
               <w:t>Number</w:t>
             </w:r>
           </w:p>
@@ -1946,15 +1996,29 @@
           <w:tcPr>
             <w:tcW w:w="2660" w:type="dxa"/>
             <w:tcBorders>
-              <w:bottom w:val="single" w:sz="4" w:space="0" w:color="auto"/>
+              <w:bottom w:val="single" w:color="auto" w:sz="4" w:space="0"/>
             </w:tcBorders>
             <w:shd w:val="clear" w:color="auto" w:fill="auto"/>
+            <w:tcMar/>
           </w:tcPr>
           <w:p>
             <w:pPr>
               <w:pStyle w:val="Textotabelas"/>
+              <w:suppressLineNumbers w:val="0"/>
+              <w:bidi w:val="0"/>
+              <w:spacing w:before="40" w:beforeAutospacing="off" w:after="40" w:afterAutospacing="off" w:line="240" w:lineRule="auto"/>
+              <w:ind w:left="0" w:right="0"/>
+              <w:jc w:val="center"/>
+              <w:rPr>
+                <w:b w:val="1"/>
+                <w:bCs w:val="1"/>
+              </w:rPr>
             </w:pPr>
             <w:r>
+              <w:rPr>
+                <w:b w:val="1"/>
+                <w:bCs w:val="1"/>
+              </w:rPr>
               <w:t>Text</w:t>
             </w:r>
           </w:p>
@@ -1963,15 +2027,29 @@
           <w:tcPr>
             <w:tcW w:w="2835" w:type="dxa"/>
             <w:tcBorders>
-              <w:bottom w:val="single" w:sz="4" w:space="0" w:color="auto"/>
+              <w:bottom w:val="single" w:color="auto" w:sz="4" w:space="0"/>
             </w:tcBorders>
             <w:shd w:val="clear" w:color="auto" w:fill="auto"/>
+            <w:tcMar/>
           </w:tcPr>
           <w:p>
             <w:pPr>
               <w:pStyle w:val="Textotabelas"/>
+              <w:suppressLineNumbers w:val="0"/>
+              <w:bidi w:val="0"/>
+              <w:spacing w:before="40" w:beforeAutospacing="off" w:after="40" w:afterAutospacing="off" w:line="240" w:lineRule="auto"/>
+              <w:ind w:left="0" w:right="0"/>
+              <w:jc w:val="center"/>
+              <w:rPr>
+                <w:b w:val="1"/>
+                <w:bCs w:val="1"/>
+              </w:rPr>
             </w:pPr>
             <w:r>
+              <w:rPr>
+                <w:b w:val="1"/>
+                <w:bCs w:val="1"/>
+              </w:rPr>
               <w:t>Number</w:t>
             </w:r>
           </w:p>
@@ -1985,15 +2063,29 @@
           <w:tcPr>
             <w:tcW w:w="2660" w:type="dxa"/>
             <w:tcBorders>
-              <w:bottom w:val="single" w:sz="18" w:space="0" w:color="auto"/>
+              <w:bottom w:val="single" w:color="auto" w:sz="18" w:space="0"/>
             </w:tcBorders>
             <w:shd w:val="clear" w:color="auto" w:fill="auto"/>
+            <w:tcMar/>
           </w:tcPr>
           <w:p>
             <w:pPr>
               <w:pStyle w:val="Textotabelas"/>
+              <w:suppressLineNumbers w:val="0"/>
+              <w:bidi w:val="0"/>
+              <w:spacing w:before="40" w:beforeAutospacing="off" w:after="40" w:afterAutospacing="off" w:line="240" w:lineRule="auto"/>
+              <w:ind w:left="0" w:right="0"/>
+              <w:jc w:val="center"/>
+              <w:rPr>
+                <w:b w:val="1"/>
+                <w:bCs w:val="1"/>
+              </w:rPr>
             </w:pPr>
             <w:r>
+              <w:rPr>
+                <w:b w:val="1"/>
+                <w:bCs w:val="1"/>
+              </w:rPr>
               <w:t>Text</w:t>
             </w:r>
           </w:p>
@@ -2002,15 +2094,29 @@
           <w:tcPr>
             <w:tcW w:w="2835" w:type="dxa"/>
             <w:tcBorders>
-              <w:bottom w:val="single" w:sz="18" w:space="0" w:color="auto"/>
+              <w:bottom w:val="single" w:color="auto" w:sz="18" w:space="0"/>
             </w:tcBorders>
             <w:shd w:val="clear" w:color="auto" w:fill="auto"/>
+            <w:tcMar/>
           </w:tcPr>
           <w:p>
             <w:pPr>
               <w:pStyle w:val="Textotabelas"/>
+              <w:suppressLineNumbers w:val="0"/>
+              <w:bidi w:val="0"/>
+              <w:spacing w:before="40" w:beforeAutospacing="off" w:after="40" w:afterAutospacing="off" w:line="240" w:lineRule="auto"/>
+              <w:ind w:left="0" w:right="0"/>
+              <w:jc w:val="center"/>
+              <w:rPr>
+                <w:b w:val="1"/>
+                <w:bCs w:val="1"/>
+              </w:rPr>
             </w:pPr>
             <w:r>
+              <w:rPr>
+                <w:b w:val="1"/>
+                <w:bCs w:val="1"/>
+              </w:rPr>
               <w:t>Number</w:t>
             </w:r>
           </w:p>
@@ -2072,17 +2178,17 @@
       <w:pPr>
         <w:pStyle w:val="Heading3"/>
       </w:pPr>
-      <w:bookmarkStart w:id="25" w:name="_Toc195238889"/>
-      <w:bookmarkStart w:id="26" w:name="_Toc410990271"/>
-      <w:bookmarkStart w:id="27" w:name="_Toc410990283"/>
-      <w:bookmarkStart w:id="28" w:name="_Toc412186396"/>
-      <w:bookmarkStart w:id="29" w:name="_Toc412186501"/>
-      <w:bookmarkStart w:id="30" w:name="_Toc412186526"/>
-      <w:bookmarkStart w:id="31" w:name="_Toc412186597"/>
-      <w:bookmarkStart w:id="32" w:name="_Toc412186627"/>
-      <w:bookmarkStart w:id="33" w:name="_Toc115296805"/>
-      <w:bookmarkStart w:id="34" w:name="_Toc141959334"/>
-      <w:bookmarkStart w:id="35" w:name="_Toc176981915"/>
+      <w:bookmarkStart w:name="_Toc195238889" w:id="25"/>
+      <w:bookmarkStart w:name="_Toc410990271" w:id="26"/>
+      <w:bookmarkStart w:name="_Toc410990283" w:id="27"/>
+      <w:bookmarkStart w:name="_Toc412186396" w:id="28"/>
+      <w:bookmarkStart w:name="_Toc412186501" w:id="29"/>
+      <w:bookmarkStart w:name="_Toc412186526" w:id="30"/>
+      <w:bookmarkStart w:name="_Toc412186597" w:id="31"/>
+      <w:bookmarkStart w:name="_Toc412186627" w:id="32"/>
+      <w:bookmarkStart w:name="_Toc115296805" w:id="33"/>
+      <w:bookmarkStart w:name="_Toc141959334" w:id="34"/>
+      <w:bookmarkStart w:name="_Toc176981915" w:id="35"/>
       <w:r>
         <w:t>Level 3 title</w:t>
       </w:r>
@@ -2146,7 +2252,7 @@
       <w:pPr>
         <w:pStyle w:val="Heading4"/>
       </w:pPr>
-      <w:bookmarkStart w:id="36" w:name="_Toc176981916"/>
+      <w:bookmarkStart w:name="_Toc176981916" w:id="36"/>
       <w:r>
         <w:t>Level 4 title</w:t>
       </w:r>
@@ -2198,7 +2304,7 @@
       <w:pPr>
         <w:pStyle w:val="Heading1"/>
       </w:pPr>
-      <w:bookmarkStart w:id="37" w:name="_Toc176981917"/>
+      <w:bookmarkStart w:name="_Toc176981917" w:id="37"/>
       <w:r>
         <w:t>Another Section Heading</w:t>
       </w:r>
@@ -2254,16 +2360,16 @@
           <w:numId w:val="0"/>
         </w:numPr>
       </w:pPr>
-      <w:bookmarkStart w:id="38" w:name="_Toc410990277"/>
-      <w:bookmarkStart w:id="39" w:name="_Toc410990289"/>
-      <w:bookmarkStart w:id="40" w:name="_Toc412186402"/>
-      <w:bookmarkStart w:id="41" w:name="_Toc412186507"/>
-      <w:bookmarkStart w:id="42" w:name="_Toc412186532"/>
-      <w:bookmarkStart w:id="43" w:name="_Toc412186603"/>
-      <w:bookmarkStart w:id="44" w:name="_Toc412186633"/>
-      <w:bookmarkStart w:id="45" w:name="_Toc115296810"/>
-      <w:bookmarkStart w:id="46" w:name="_Toc141959339"/>
-      <w:bookmarkStart w:id="47" w:name="_Toc176981918"/>
+      <w:bookmarkStart w:name="_Toc410990277" w:id="38"/>
+      <w:bookmarkStart w:name="_Toc410990289" w:id="39"/>
+      <w:bookmarkStart w:name="_Toc412186402" w:id="40"/>
+      <w:bookmarkStart w:name="_Toc412186507" w:id="41"/>
+      <w:bookmarkStart w:name="_Toc412186532" w:id="42"/>
+      <w:bookmarkStart w:name="_Toc412186603" w:id="43"/>
+      <w:bookmarkStart w:name="_Toc412186633" w:id="44"/>
+      <w:bookmarkStart w:name="_Toc115296810" w:id="45"/>
+      <w:bookmarkStart w:name="_Toc141959339" w:id="46"/>
+      <w:bookmarkStart w:name="_Toc176981918" w:id="47"/>
       <w:r>
         <w:lastRenderedPageBreak/>
         <w:t>Bibliograph</w:t>
@@ -2370,7 +2476,7 @@
         </w:rPr>
         <w:t xml:space="preserve">Please review the style guide at: </w:t>
       </w:r>
-      <w:hyperlink r:id="rId10" w:history="1">
+      <w:hyperlink w:history="1" r:id="rId10">
         <w:r>
           <w:rPr>
             <w:rStyle w:val="Hyperlink"/>
@@ -2421,16 +2527,16 @@
           <w:numId w:val="0"/>
         </w:numPr>
       </w:pPr>
-      <w:bookmarkStart w:id="48" w:name="_Toc410990278"/>
-      <w:bookmarkStart w:id="49" w:name="_Toc410990290"/>
-      <w:bookmarkStart w:id="50" w:name="_Toc412186403"/>
-      <w:bookmarkStart w:id="51" w:name="_Toc412186508"/>
-      <w:bookmarkStart w:id="52" w:name="_Toc412186533"/>
-      <w:bookmarkStart w:id="53" w:name="_Toc412186604"/>
-      <w:bookmarkStart w:id="54" w:name="_Toc412186634"/>
-      <w:bookmarkStart w:id="55" w:name="_Toc115296811"/>
-      <w:bookmarkStart w:id="56" w:name="_Toc141959340"/>
-      <w:bookmarkStart w:id="57" w:name="_Toc176981919"/>
+      <w:bookmarkStart w:name="_Toc410990278" w:id="48"/>
+      <w:bookmarkStart w:name="_Toc410990290" w:id="49"/>
+      <w:bookmarkStart w:name="_Toc412186403" w:id="50"/>
+      <w:bookmarkStart w:name="_Toc412186508" w:id="51"/>
+      <w:bookmarkStart w:name="_Toc412186533" w:id="52"/>
+      <w:bookmarkStart w:name="_Toc412186604" w:id="53"/>
+      <w:bookmarkStart w:name="_Toc412186634" w:id="54"/>
+      <w:bookmarkStart w:name="_Toc115296811" w:id="55"/>
+      <w:bookmarkStart w:name="_Toc141959340" w:id="56"/>
+      <w:bookmarkStart w:name="_Toc176981919" w:id="57"/>
       <w:r>
         <w:lastRenderedPageBreak/>
         <w:t xml:space="preserve">Appendix </w:t>
@@ -2492,16 +2598,16 @@
           <w:numId w:val="0"/>
         </w:numPr>
       </w:pPr>
-      <w:bookmarkStart w:id="58" w:name="_Toc410990279"/>
-      <w:bookmarkStart w:id="59" w:name="_Toc410990291"/>
-      <w:bookmarkStart w:id="60" w:name="_Toc412186404"/>
-      <w:bookmarkStart w:id="61" w:name="_Toc412186509"/>
-      <w:bookmarkStart w:id="62" w:name="_Toc412186534"/>
-      <w:bookmarkStart w:id="63" w:name="_Toc412186605"/>
-      <w:bookmarkStart w:id="64" w:name="_Toc412186635"/>
-      <w:bookmarkStart w:id="65" w:name="_Toc115296812"/>
-      <w:bookmarkStart w:id="66" w:name="_Toc141959341"/>
-      <w:bookmarkStart w:id="67" w:name="_Toc176981920"/>
+      <w:bookmarkStart w:name="_Toc410990279" w:id="58"/>
+      <w:bookmarkStart w:name="_Toc410990291" w:id="59"/>
+      <w:bookmarkStart w:name="_Toc412186404" w:id="60"/>
+      <w:bookmarkStart w:name="_Toc412186509" w:id="61"/>
+      <w:bookmarkStart w:name="_Toc412186534" w:id="62"/>
+      <w:bookmarkStart w:name="_Toc412186605" w:id="63"/>
+      <w:bookmarkStart w:name="_Toc412186635" w:id="64"/>
+      <w:bookmarkStart w:name="_Toc115296812" w:id="65"/>
+      <w:bookmarkStart w:name="_Toc141959341" w:id="66"/>
+      <w:bookmarkStart w:name="_Toc176981920" w:id="67"/>
       <w:r>
         <w:lastRenderedPageBreak/>
         <w:t>Annexes (</w:t>
@@ -2559,7 +2665,7 @@
       </w:pPr>
     </w:p>
     <w:sectPr>
-      <w:pgSz w:w="11906" w:h="16838"/>
+      <w:pgSz w:w="11906" w:h="16838" w:orient="portrait"/>
       <w:pgMar w:top="1418" w:right="1418" w:bottom="1418" w:left="1418" w:header="709" w:footer="709" w:gutter="0"/>
       <w:pgNumType w:start="1"/>
       <w:cols w:space="708"/>
@@ -2982,7 +3088,7 @@
         <w:ind w:left="1287" w:hanging="360"/>
       </w:pPr>
       <w:rPr>
-        <w:rFonts w:ascii="Wingdings" w:hAnsi="Wingdings" w:hint="default"/>
+        <w:rFonts w:hint="default" w:ascii="Wingdings" w:hAnsi="Wingdings"/>
       </w:rPr>
     </w:lvl>
     <w:lvl w:ilvl="1" w:tplc="04090019" w:tentative="1">
@@ -3084,7 +3190,7 @@
   <w:docDefaults>
     <w:rPrDefault>
       <w:rPr>
-        <w:rFonts w:ascii="Calibri" w:eastAsia="Calibri" w:hAnsi="Calibri" w:cs="Times New Roman"/>
+        <w:rFonts w:ascii="Calibri" w:hAnsi="Calibri" w:eastAsia="Calibri" w:cs="Times New Roman"/>
         <w:lang w:val="pt-PT" w:eastAsia="pt-PT" w:bidi="ar-SA"/>
       </w:rPr>
     </w:rPrDefault>
@@ -3093,14 +3199,14 @@
   <w:latentStyles w:defLockedState="0" w:defUIPriority="99" w:defSemiHidden="0" w:defUnhideWhenUsed="0" w:defQFormat="0" w:count="376">
     <w:lsdException w:name="Normal" w:uiPriority="0" w:qFormat="1"/>
     <w:lsdException w:name="heading 1" w:uiPriority="9" w:qFormat="1"/>
-    <w:lsdException w:name="heading 2" w:semiHidden="1" w:uiPriority="9" w:unhideWhenUsed="1" w:qFormat="1"/>
-    <w:lsdException w:name="heading 3" w:semiHidden="1" w:uiPriority="9" w:unhideWhenUsed="1" w:qFormat="1"/>
-    <w:lsdException w:name="heading 4" w:semiHidden="1" w:uiPriority="9" w:unhideWhenUsed="1" w:qFormat="1"/>
-    <w:lsdException w:name="heading 5" w:semiHidden="1" w:uiPriority="9" w:unhideWhenUsed="1" w:qFormat="1"/>
-    <w:lsdException w:name="heading 6" w:semiHidden="1" w:uiPriority="9" w:unhideWhenUsed="1" w:qFormat="1"/>
-    <w:lsdException w:name="heading 7" w:semiHidden="1" w:uiPriority="9" w:unhideWhenUsed="1" w:qFormat="1"/>
-    <w:lsdException w:name="heading 8" w:semiHidden="1" w:uiPriority="9" w:unhideWhenUsed="1" w:qFormat="1"/>
-    <w:lsdException w:name="heading 9" w:semiHidden="1" w:uiPriority="9" w:unhideWhenUsed="1" w:qFormat="1"/>
+    <w:lsdException w:name="heading 2" w:uiPriority="9" w:semiHidden="1" w:unhideWhenUsed="1" w:qFormat="1"/>
+    <w:lsdException w:name="heading 3" w:uiPriority="9" w:semiHidden="1" w:unhideWhenUsed="1" w:qFormat="1"/>
+    <w:lsdException w:name="heading 4" w:uiPriority="9" w:semiHidden="1" w:unhideWhenUsed="1" w:qFormat="1"/>
+    <w:lsdException w:name="heading 5" w:uiPriority="9" w:semiHidden="1" w:unhideWhenUsed="1" w:qFormat="1"/>
+    <w:lsdException w:name="heading 6" w:uiPriority="9" w:semiHidden="1" w:unhideWhenUsed="1" w:qFormat="1"/>
+    <w:lsdException w:name="heading 7" w:uiPriority="9" w:semiHidden="1" w:unhideWhenUsed="1" w:qFormat="1"/>
+    <w:lsdException w:name="heading 8" w:uiPriority="9" w:semiHidden="1" w:unhideWhenUsed="1" w:qFormat="1"/>
+    <w:lsdException w:name="heading 9" w:uiPriority="9" w:semiHidden="1" w:unhideWhenUsed="1" w:qFormat="1"/>
     <w:lsdException w:name="index 1" w:semiHidden="1" w:unhideWhenUsed="1"/>
     <w:lsdException w:name="index 2" w:semiHidden="1" w:unhideWhenUsed="1"/>
     <w:lsdException w:name="index 3" w:semiHidden="1" w:unhideWhenUsed="1"/>
@@ -3110,22 +3216,22 @@
     <w:lsdException w:name="index 7" w:semiHidden="1" w:unhideWhenUsed="1"/>
     <w:lsdException w:name="index 8" w:semiHidden="1" w:unhideWhenUsed="1"/>
     <w:lsdException w:name="index 9" w:semiHidden="1" w:unhideWhenUsed="1"/>
-    <w:lsdException w:name="toc 1" w:semiHidden="1" w:uiPriority="39" w:unhideWhenUsed="1"/>
-    <w:lsdException w:name="toc 2" w:semiHidden="1" w:uiPriority="39" w:unhideWhenUsed="1"/>
-    <w:lsdException w:name="toc 3" w:semiHidden="1" w:uiPriority="39" w:unhideWhenUsed="1"/>
-    <w:lsdException w:name="toc 4" w:semiHidden="1" w:uiPriority="39" w:unhideWhenUsed="1"/>
-    <w:lsdException w:name="toc 5" w:semiHidden="1" w:uiPriority="39" w:unhideWhenUsed="1"/>
-    <w:lsdException w:name="toc 6" w:semiHidden="1" w:uiPriority="39" w:unhideWhenUsed="1"/>
-    <w:lsdException w:name="toc 7" w:semiHidden="1" w:uiPriority="39" w:unhideWhenUsed="1"/>
-    <w:lsdException w:name="toc 8" w:semiHidden="1" w:uiPriority="39" w:unhideWhenUsed="1"/>
-    <w:lsdException w:name="toc 9" w:semiHidden="1" w:uiPriority="39" w:unhideWhenUsed="1"/>
+    <w:lsdException w:name="toc 1" w:uiPriority="39" w:semiHidden="1" w:unhideWhenUsed="1"/>
+    <w:lsdException w:name="toc 2" w:uiPriority="39" w:semiHidden="1" w:unhideWhenUsed="1"/>
+    <w:lsdException w:name="toc 3" w:uiPriority="39" w:semiHidden="1" w:unhideWhenUsed="1"/>
+    <w:lsdException w:name="toc 4" w:uiPriority="39" w:semiHidden="1" w:unhideWhenUsed="1"/>
+    <w:lsdException w:name="toc 5" w:uiPriority="39" w:semiHidden="1" w:unhideWhenUsed="1"/>
+    <w:lsdException w:name="toc 6" w:uiPriority="39" w:semiHidden="1" w:unhideWhenUsed="1"/>
+    <w:lsdException w:name="toc 7" w:uiPriority="39" w:semiHidden="1" w:unhideWhenUsed="1"/>
+    <w:lsdException w:name="toc 8" w:uiPriority="39" w:semiHidden="1" w:unhideWhenUsed="1"/>
+    <w:lsdException w:name="toc 9" w:uiPriority="39" w:semiHidden="1" w:unhideWhenUsed="1"/>
     <w:lsdException w:name="Normal Indent" w:semiHidden="1" w:unhideWhenUsed="1"/>
     <w:lsdException w:name="footnote text" w:semiHidden="1" w:unhideWhenUsed="1"/>
     <w:lsdException w:name="annotation text" w:semiHidden="1" w:unhideWhenUsed="1"/>
     <w:lsdException w:name="header" w:semiHidden="1" w:unhideWhenUsed="1"/>
     <w:lsdException w:name="footer" w:semiHidden="1" w:unhideWhenUsed="1"/>
     <w:lsdException w:name="index heading" w:semiHidden="1" w:unhideWhenUsed="1"/>
-    <w:lsdException w:name="caption" w:semiHidden="1" w:uiPriority="35" w:unhideWhenUsed="1" w:qFormat="1"/>
+    <w:lsdException w:name="caption" w:uiPriority="35" w:semiHidden="1" w:unhideWhenUsed="1" w:qFormat="1"/>
     <w:lsdException w:name="table of figures" w:semiHidden="1" w:unhideWhenUsed="1"/>
     <w:lsdException w:name="envelope address" w:semiHidden="1" w:unhideWhenUsed="1"/>
     <w:lsdException w:name="envelope return" w:semiHidden="1" w:unhideWhenUsed="1"/>
@@ -3156,7 +3262,7 @@
     <w:lsdException w:name="Title" w:uiPriority="10" w:qFormat="1"/>
     <w:lsdException w:name="Closing" w:semiHidden="1" w:unhideWhenUsed="1"/>
     <w:lsdException w:name="Signature" w:semiHidden="1" w:unhideWhenUsed="1"/>
-    <w:lsdException w:name="Default Paragraph Font" w:semiHidden="1" w:uiPriority="1" w:unhideWhenUsed="1"/>
+    <w:lsdException w:name="Default Paragraph Font" w:uiPriority="1" w:semiHidden="1" w:unhideWhenUsed="1"/>
     <w:lsdException w:name="Body Text" w:semiHidden="1" w:unhideWhenUsed="1"/>
     <w:lsdException w:name="Body Text Indent" w:semiHidden="1" w:unhideWhenUsed="1"/>
     <w:lsdException w:name="List Continue" w:semiHidden="1" w:unhideWhenUsed="1"/>
@@ -3356,8 +3462,8 @@
     <w:lsdException w:name="Subtle Reference" w:uiPriority="31" w:qFormat="1"/>
     <w:lsdException w:name="Intense Reference" w:uiPriority="32" w:qFormat="1"/>
     <w:lsdException w:name="Book Title" w:uiPriority="33" w:qFormat="1"/>
-    <w:lsdException w:name="Bibliography" w:semiHidden="1" w:uiPriority="37" w:unhideWhenUsed="1"/>
-    <w:lsdException w:name="TOC Heading" w:semiHidden="1" w:uiPriority="39" w:unhideWhenUsed="1" w:qFormat="1"/>
+    <w:lsdException w:name="Bibliography" w:uiPriority="37" w:semiHidden="1" w:unhideWhenUsed="1"/>
+    <w:lsdException w:name="TOC Heading" w:uiPriority="39" w:semiHidden="1" w:unhideWhenUsed="1" w:qFormat="1"/>
     <w:lsdException w:name="Plain Table 1" w:uiPriority="41"/>
     <w:lsdException w:name="Plain Table 2" w:uiPriority="42"/>
     <w:lsdException w:name="Plain Table 3" w:uiPriority="43"/>
@@ -3468,7 +3574,7 @@
     <w:lsdException w:name="Unresolved Mention" w:semiHidden="1" w:unhideWhenUsed="1"/>
     <w:lsdException w:name="Smart Link" w:semiHidden="1" w:unhideWhenUsed="1"/>
   </w:latentStyles>
-  <w:style w:type="paragraph" w:default="1" w:styleId="Normal">
+  <w:style w:type="paragraph" w:styleId="Normal" w:default="1">
     <w:name w:val="Normal"/>
     <w:qFormat/>
     <w:rsid w:val="00D95212"/>
@@ -3624,13 +3730,13 @@
       <w:sz w:val="32"/>
     </w:rPr>
   </w:style>
-  <w:style w:type="character" w:default="1" w:styleId="DefaultParagraphFont">
+  <w:style w:type="character" w:styleId="DefaultParagraphFont" w:default="1">
     <w:name w:val="Default Paragraph Font"/>
     <w:uiPriority w:val="1"/>
     <w:semiHidden/>
     <w:unhideWhenUsed/>
   </w:style>
-  <w:style w:type="table" w:default="1" w:styleId="TableNormal">
+  <w:style w:type="table" w:styleId="TableNormal" w:default="1">
     <w:name w:val="Normal Table"/>
     <w:uiPriority w:val="99"/>
     <w:semiHidden/>
@@ -3645,13 +3751,13 @@
       </w:tblCellMar>
     </w:tblPr>
   </w:style>
-  <w:style w:type="numbering" w:default="1" w:styleId="NoList">
+  <w:style w:type="numbering" w:styleId="NoList" w:default="1">
     <w:name w:val="No List"/>
     <w:uiPriority w:val="99"/>
     <w:semiHidden/>
     <w:unhideWhenUsed/>
   </w:style>
-  <w:style w:type="character" w:customStyle="1" w:styleId="Heading1Char">
+  <w:style w:type="character" w:styleId="Heading1Char" w:customStyle="1">
     <w:name w:val="Heading 1 Char"/>
     <w:link w:val="Heading1"/>
     <w:uiPriority w:val="9"/>
@@ -3667,7 +3773,7 @@
       <w:lang w:val="en-US"/>
     </w:rPr>
   </w:style>
-  <w:style w:type="character" w:customStyle="1" w:styleId="Heading2Char">
+  <w:style w:type="character" w:styleId="Heading2Char" w:customStyle="1">
     <w:name w:val="Heading 2 Char"/>
     <w:link w:val="Heading2"/>
     <w:uiPriority w:val="9"/>
@@ -3681,7 +3787,7 @@
       <w:lang w:val="en-US"/>
     </w:rPr>
   </w:style>
-  <w:style w:type="character" w:customStyle="1" w:styleId="Heading3Char">
+  <w:style w:type="character" w:styleId="Heading3Char" w:customStyle="1">
     <w:name w:val="Heading 3 Char"/>
     <w:link w:val="Heading3"/>
     <w:uiPriority w:val="9"/>
@@ -3694,7 +3800,7 @@
       <w:szCs w:val="26"/>
     </w:rPr>
   </w:style>
-  <w:style w:type="character" w:customStyle="1" w:styleId="Heading4Char">
+  <w:style w:type="character" w:styleId="Heading4Char" w:customStyle="1">
     <w:name w:val="Heading 4 Char"/>
     <w:link w:val="Heading4"/>
     <w:uiPriority w:val="9"/>
@@ -3708,7 +3814,7 @@
       <w:szCs w:val="26"/>
     </w:rPr>
   </w:style>
-  <w:style w:type="paragraph" w:customStyle="1" w:styleId="Ttulos">
+  <w:style w:type="paragraph" w:styleId="Ttulos" w:customStyle="1">
     <w:name w:val="Títulos"/>
     <w:basedOn w:val="Normal"/>
     <w:qFormat/>
@@ -3727,7 +3833,7 @@
       <w:lang w:eastAsia="pt-PT"/>
     </w:rPr>
   </w:style>
-  <w:style w:type="paragraph" w:customStyle="1" w:styleId="Capa">
+  <w:style w:type="paragraph" w:styleId="Capa" w:customStyle="1">
     <w:name w:val="Capa"/>
     <w:basedOn w:val="Normal"/>
     <w:qFormat/>
@@ -3757,7 +3863,7 @@
       <w:spacing w:after="0" w:line="240" w:lineRule="auto"/>
     </w:pPr>
   </w:style>
-  <w:style w:type="character" w:customStyle="1" w:styleId="HeaderChar">
+  <w:style w:type="character" w:styleId="HeaderChar" w:customStyle="1">
     <w:name w:val="Header Char"/>
     <w:basedOn w:val="DefaultParagraphFont"/>
     <w:link w:val="Header"/>
@@ -3779,14 +3885,14 @@
       <w:spacing w:after="0" w:line="240" w:lineRule="auto"/>
     </w:pPr>
   </w:style>
-  <w:style w:type="character" w:customStyle="1" w:styleId="FooterChar">
+  <w:style w:type="character" w:styleId="FooterChar" w:customStyle="1">
     <w:name w:val="Footer Char"/>
     <w:basedOn w:val="DefaultParagraphFont"/>
     <w:link w:val="Footer"/>
     <w:uiPriority w:val="99"/>
     <w:rsid w:val="00940100"/>
   </w:style>
-  <w:style w:type="paragraph" w:customStyle="1" w:styleId="Palavras-Chave">
+  <w:style w:type="paragraph" w:styleId="Palavras-Chave" w:customStyle="1">
     <w:name w:val="Palavras-Chave"/>
     <w:basedOn w:val="Normal"/>
     <w:qFormat/>
@@ -3903,7 +4009,7 @@
       <w:lang w:eastAsia="pt-PT"/>
     </w:rPr>
   </w:style>
-  <w:style w:type="character" w:customStyle="1" w:styleId="FootnoteTextChar">
+  <w:style w:type="character" w:styleId="FootnoteTextChar" w:customStyle="1">
     <w:name w:val="Footnote Text Char"/>
     <w:link w:val="FootnoteText"/>
     <w:uiPriority w:val="99"/>
@@ -3955,16 +4061,16 @@
     </w:rPr>
     <w:tblPr>
       <w:tblBorders>
-        <w:top w:val="single" w:sz="4" w:space="0" w:color="auto"/>
-        <w:left w:val="single" w:sz="4" w:space="0" w:color="auto"/>
-        <w:bottom w:val="single" w:sz="4" w:space="0" w:color="auto"/>
-        <w:right w:val="single" w:sz="4" w:space="0" w:color="auto"/>
-        <w:insideH w:val="single" w:sz="4" w:space="0" w:color="auto"/>
-        <w:insideV w:val="single" w:sz="4" w:space="0" w:color="auto"/>
+        <w:top w:val="single" w:color="auto" w:sz="4" w:space="0"/>
+        <w:left w:val="single" w:color="auto" w:sz="4" w:space="0"/>
+        <w:bottom w:val="single" w:color="auto" w:sz="4" w:space="0"/>
+        <w:right w:val="single" w:color="auto" w:sz="4" w:space="0"/>
+        <w:insideH w:val="single" w:color="auto" w:sz="4" w:space="0"/>
+        <w:insideV w:val="single" w:color="auto" w:sz="4" w:space="0"/>
       </w:tblBorders>
     </w:tblPr>
   </w:style>
-  <w:style w:type="paragraph" w:customStyle="1" w:styleId="Textotabelas">
+  <w:style w:type="paragraph" w:styleId="Textotabelas" w:customStyle="1">
     <w:name w:val="Texto tabelas"/>
     <w:basedOn w:val="Normal"/>
     <w:qFormat/>
@@ -3979,7 +4085,7 @@
       <w:lang w:eastAsia="pt-PT"/>
     </w:rPr>
   </w:style>
-  <w:style w:type="paragraph" w:customStyle="1" w:styleId="Lista1">
+  <w:style w:type="paragraph" w:styleId="Lista1" w:customStyle="1">
     <w:name w:val="Lista1"/>
     <w:basedOn w:val="ListParagraph"/>
     <w:qFormat/>
@@ -3995,7 +4101,7 @@
       <w:lang w:eastAsia="pt-PT"/>
     </w:rPr>
   </w:style>
-  <w:style w:type="paragraph" w:customStyle="1" w:styleId="Listanumerada1">
+  <w:style w:type="paragraph" w:styleId="Listanumerada1" w:customStyle="1">
     <w:name w:val="Lista numerada1"/>
     <w:basedOn w:val="ListParagraph"/>
     <w:qFormat/>
@@ -4034,7 +4140,7 @@
       <w:jc w:val="center"/>
     </w:pPr>
     <w:rPr>
-      <w:rFonts w:ascii="Calibri Light" w:eastAsia="Times New Roman" w:hAnsi="Calibri Light"/>
+      <w:rFonts w:ascii="Calibri Light" w:hAnsi="Calibri Light" w:eastAsia="Times New Roman"/>
       <w:b/>
       <w:bCs/>
       <w:color w:val="5C666C"/>
@@ -4053,12 +4159,12 @@
       <w:u w:val="single"/>
     </w:rPr>
   </w:style>
-  <w:style w:type="character" w:customStyle="1" w:styleId="fontstyle01">
+  <w:style w:type="character" w:styleId="fontstyle01" w:customStyle="1">
     <w:name w:val="fontstyle01"/>
     <w:basedOn w:val="DefaultParagraphFont"/>
     <w:rsid w:val="00F1488F"/>
     <w:rPr>
-      <w:rFonts w:ascii="NewsGotT-Bol" w:hAnsi="NewsGotT-Bol" w:hint="default"/>
+      <w:rFonts w:hint="default" w:ascii="NewsGotT-Bol" w:hAnsi="NewsGotT-Bol"/>
       <w:b/>
       <w:bCs/>
       <w:i w:val="0"/>
@@ -4068,12 +4174,12 @@
       <w:szCs w:val="30"/>
     </w:rPr>
   </w:style>
-  <w:style w:type="character" w:customStyle="1" w:styleId="fontstyle21">
+  <w:style w:type="character" w:styleId="fontstyle21" w:customStyle="1">
     <w:name w:val="fontstyle21"/>
     <w:basedOn w:val="DefaultParagraphFont"/>
     <w:rsid w:val="00F1488F"/>
     <w:rPr>
-      <w:rFonts w:ascii="NewsGotT-Reg" w:hAnsi="NewsGotT-Reg" w:hint="default"/>
+      <w:rFonts w:hint="default" w:ascii="NewsGotT-Reg" w:hAnsi="NewsGotT-Reg"/>
       <w:b w:val="0"/>
       <w:bCs w:val="0"/>
       <w:i w:val="0"/>
@@ -4107,7 +4213,7 @@
       <w:u w:val="single"/>
     </w:rPr>
   </w:style>
-  <w:style w:type="character" w:customStyle="1" w:styleId="Heading5Char">
+  <w:style w:type="character" w:styleId="Heading5Char" w:customStyle="1">
     <w:name w:val="Heading 5 Char"/>
     <w:basedOn w:val="DefaultParagraphFont"/>
     <w:link w:val="Heading5"/>
@@ -4139,7 +4245,7 @@
       <w:ind w:left="720" w:right="139"/>
     </w:pPr>
   </w:style>
-  <w:style w:type="numbering" w:customStyle="1" w:styleId="CurrentList1">
+  <w:style w:type="numbering" w:styleId="CurrentList1" w:customStyle="1">
     <w:name w:val="Current List1"/>
     <w:uiPriority w:val="99"/>
     <w:rsid w:val="008A584B"/>
@@ -4149,7 +4255,7 @@
       </w:numPr>
     </w:pPr>
   </w:style>
-  <w:style w:type="character" w:customStyle="1" w:styleId="FootnoteCharacters">
+  <w:style w:type="character" w:styleId="FootnoteCharacters" w:customStyle="1">
     <w:name w:val="Footnote Characters"/>
     <w:uiPriority w:val="99"/>
     <w:unhideWhenUsed/>
@@ -4159,7 +4265,7 @@
       <w:vertAlign w:val="superscript"/>
     </w:rPr>
   </w:style>
-  <w:style w:type="character" w:customStyle="1" w:styleId="FootnoteAnchor">
+  <w:style w:type="character" w:styleId="FootnoteAnchor" w:customStyle="1">
     <w:name w:val="Footnote Anchor"/>
     <w:rsid w:val="00EC1891"/>
     <w:rPr>
@@ -4179,21 +4285,21 @@
       <w:contextualSpacing/>
     </w:pPr>
     <w:rPr>
-      <w:rFonts w:asciiTheme="majorHAnsi" w:eastAsiaTheme="majorEastAsia" w:hAnsiTheme="majorHAnsi" w:cstheme="majorBidi"/>
+      <w:rFonts w:asciiTheme="majorHAnsi" w:hAnsiTheme="majorHAnsi" w:eastAsiaTheme="majorEastAsia" w:cstheme="majorBidi"/>
       <w:spacing w:val="-10"/>
       <w:kern w:val="28"/>
       <w:sz w:val="56"/>
       <w:szCs w:val="56"/>
     </w:rPr>
   </w:style>
-  <w:style w:type="character" w:customStyle="1" w:styleId="TitleChar">
+  <w:style w:type="character" w:styleId="TitleChar" w:customStyle="1">
     <w:name w:val="Title Char"/>
     <w:basedOn w:val="DefaultParagraphFont"/>
     <w:link w:val="Title"/>
     <w:uiPriority w:val="10"/>
     <w:rsid w:val="007944CF"/>
     <w:rPr>
-      <w:rFonts w:asciiTheme="majorHAnsi" w:eastAsiaTheme="majorEastAsia" w:hAnsiTheme="majorHAnsi" w:cstheme="majorBidi"/>
+      <w:rFonts w:asciiTheme="majorHAnsi" w:hAnsiTheme="majorHAnsi" w:eastAsiaTheme="majorEastAsia" w:cstheme="majorBidi"/>
       <w:spacing w:val="-10"/>
       <w:kern w:val="28"/>
       <w:sz w:val="56"/>
@@ -4205,7 +4311,7 @@
 </file>
 
 <file path=word/theme/theme1.xml><?xml version="1.0" encoding="utf-8"?>
-<a:theme xmlns:a="http://schemas.openxmlformats.org/drawingml/2006/main" name="Office Theme">
+<a:theme xmlns:a="http://schemas.openxmlformats.org/drawingml/2006/main" xmlns:thm15="http://schemas.microsoft.com/office/thememl/2012/main" name="Office Theme">
   <a:themeElements>
     <a:clrScheme name="Office">
       <a:dk1>
@@ -4503,10 +4609,175 @@
 <b:Sources xmlns:b="http://schemas.openxmlformats.org/officeDocument/2006/bibliography" xmlns="http://schemas.openxmlformats.org/officeDocument/2006/bibliography" SelectedStyle="\APASixthEditionOfficeOnline.xsl" StyleName="APA" Version="6"/>
 </file>
 
+<file path=customXml/item2.xml><?xml version="1.0" encoding="utf-8"?>
+<ct:contentTypeSchema xmlns:ct="http://schemas.microsoft.com/office/2006/metadata/contentType" xmlns:ma="http://schemas.microsoft.com/office/2006/metadata/properties/metaAttributes" ct:_="" ma:_="" ma:contentTypeName="Document" ma:contentTypeID="0x010100DA0F4060F2A6C1429049587217788E07" ma:contentTypeVersion="3" ma:contentTypeDescription="Create a new document." ma:contentTypeScope="" ma:versionID="78b873e668b88dac5c351b42f863d971">
+  <xsd:schema xmlns:xsd="http://www.w3.org/2001/XMLSchema" xmlns:xs="http://www.w3.org/2001/XMLSchema" xmlns:p="http://schemas.microsoft.com/office/2006/metadata/properties" xmlns:ns2="4cde3439-4a13-4838-b5c5-e88ce8555bdf" targetNamespace="http://schemas.microsoft.com/office/2006/metadata/properties" ma:root="true" ma:fieldsID="353b957c74a257ef8491d0720df1d171" ns2:_="">
+    <xsd:import namespace="4cde3439-4a13-4838-b5c5-e88ce8555bdf"/>
+    <xsd:element name="properties">
+      <xsd:complexType>
+        <xsd:sequence>
+          <xsd:element name="documentManagement">
+            <xsd:complexType>
+              <xsd:all>
+                <xsd:element ref="ns2:MediaServiceMetadata" minOccurs="0"/>
+                <xsd:element ref="ns2:MediaServiceFastMetadata" minOccurs="0"/>
+                <xsd:element ref="ns2:MediaServiceSearchProperties" minOccurs="0"/>
+              </xsd:all>
+            </xsd:complexType>
+          </xsd:element>
+        </xsd:sequence>
+      </xsd:complexType>
+    </xsd:element>
+  </xsd:schema>
+  <xsd:schema xmlns:xsd="http://www.w3.org/2001/XMLSchema" xmlns:xs="http://www.w3.org/2001/XMLSchema" xmlns:dms="http://schemas.microsoft.com/office/2006/documentManagement/types" xmlns:pc="http://schemas.microsoft.com/office/infopath/2007/PartnerControls" targetNamespace="4cde3439-4a13-4838-b5c5-e88ce8555bdf" elementFormDefault="qualified">
+    <xsd:import namespace="http://schemas.microsoft.com/office/2006/documentManagement/types"/>
+    <xsd:import namespace="http://schemas.microsoft.com/office/infopath/2007/PartnerControls"/>
+    <xsd:element name="MediaServiceMetadata" ma:index="8" nillable="true" ma:displayName="MediaServiceMetadata" ma:hidden="true" ma:internalName="MediaServiceMetadata" ma:readOnly="true">
+      <xsd:simpleType>
+        <xsd:restriction base="dms:Note"/>
+      </xsd:simpleType>
+    </xsd:element>
+    <xsd:element name="MediaServiceFastMetadata" ma:index="9" nillable="true" ma:displayName="MediaServiceFastMetadata" ma:hidden="true" ma:internalName="MediaServiceFastMetadata" ma:readOnly="true">
+      <xsd:simpleType>
+        <xsd:restriction base="dms:Note"/>
+      </xsd:simpleType>
+    </xsd:element>
+    <xsd:element name="MediaServiceSearchProperties" ma:index="10" nillable="true" ma:displayName="MediaServiceSearchProperties" ma:hidden="true" ma:internalName="MediaServiceSearchProperties" ma:readOnly="true">
+      <xsd:simpleType>
+        <xsd:restriction base="dms:Note"/>
+      </xsd:simpleType>
+    </xsd:element>
+  </xsd:schema>
+  <xsd:schema xmlns="http://schemas.openxmlformats.org/package/2006/metadata/core-properties" xmlns:xsd="http://www.w3.org/2001/XMLSchema" xmlns:xsi="http://www.w3.org/2001/XMLSchema-instance" xmlns:dc="http://purl.org/dc/elements/1.1/" xmlns:dcterms="http://purl.org/dc/terms/" xmlns:odoc="http://schemas.microsoft.com/internal/obd" targetNamespace="http://schemas.openxmlformats.org/package/2006/metadata/core-properties" elementFormDefault="qualified" attributeFormDefault="unqualified" blockDefault="#all">
+    <xsd:import namespace="http://purl.org/dc/elements/1.1/" schemaLocation="http://dublincore.org/schemas/xmls/qdc/2003/04/02/dc.xsd"/>
+    <xsd:import namespace="http://purl.org/dc/terms/" schemaLocation="http://dublincore.org/schemas/xmls/qdc/2003/04/02/dcterms.xsd"/>
+    <xsd:element name="coreProperties" type="CT_coreProperties"/>
+    <xsd:complexType name="CT_coreProperties">
+      <xsd:all>
+        <xsd:element ref="dc:creator" minOccurs="0" maxOccurs="1"/>
+        <xsd:element ref="dcterms:created" minOccurs="0" maxOccurs="1"/>
+        <xsd:element ref="dc:identifier" minOccurs="0" maxOccurs="1"/>
+        <xsd:element name="contentType" minOccurs="0" maxOccurs="1" type="xsd:string" ma:index="0" ma:displayName="Content Type"/>
+        <xsd:element ref="dc:title" minOccurs="0" maxOccurs="1" ma:index="4" ma:displayName="Title"/>
+        <xsd:element ref="dc:subject" minOccurs="0" maxOccurs="1"/>
+        <xsd:element ref="dc:description" minOccurs="0" maxOccurs="1"/>
+        <xsd:element name="keywords" minOccurs="0" maxOccurs="1" type="xsd:string"/>
+        <xsd:element ref="dc:language" minOccurs="0" maxOccurs="1"/>
+        <xsd:element name="category" minOccurs="0" maxOccurs="1" type="xsd:string"/>
+        <xsd:element name="version" minOccurs="0" maxOccurs="1" type="xsd:string"/>
+        <xsd:element name="revision" minOccurs="0" maxOccurs="1" type="xsd:string">
+          <xsd:annotation>
+            <xsd:documentation>
+                        This value indicates the number of saves or revisions. The application is responsible for updating this value after each revision.
+                    </xsd:documentation>
+          </xsd:annotation>
+        </xsd:element>
+        <xsd:element name="lastModifiedBy" minOccurs="0" maxOccurs="1" type="xsd:string"/>
+        <xsd:element ref="dcterms:modified" minOccurs="0" maxOccurs="1"/>
+        <xsd:element name="contentStatus" minOccurs="0" maxOccurs="1" type="xsd:string"/>
+      </xsd:all>
+    </xsd:complexType>
+  </xsd:schema>
+  <xs:schema xmlns:pc="http://schemas.microsoft.com/office/infopath/2007/PartnerControls" xmlns:xs="http://www.w3.org/2001/XMLSchema" targetNamespace="http://schemas.microsoft.com/office/infopath/2007/PartnerControls" elementFormDefault="qualified" attributeFormDefault="unqualified">
+    <xs:element name="Person">
+      <xs:complexType>
+        <xs:sequence>
+          <xs:element ref="pc:DisplayName" minOccurs="0"/>
+          <xs:element ref="pc:AccountId" minOccurs="0"/>
+          <xs:element ref="pc:AccountType" minOccurs="0"/>
+        </xs:sequence>
+      </xs:complexType>
+    </xs:element>
+    <xs:element name="DisplayName" type="xs:string"/>
+    <xs:element name="AccountId" type="xs:string"/>
+    <xs:element name="AccountType" type="xs:string"/>
+    <xs:element name="BDCAssociatedEntity">
+      <xs:complexType>
+        <xs:sequence>
+          <xs:element ref="pc:BDCEntity" minOccurs="0" maxOccurs="unbounded"/>
+        </xs:sequence>
+        <xs:attribute ref="pc:EntityNamespace"/>
+        <xs:attribute ref="pc:EntityName"/>
+        <xs:attribute ref="pc:SystemInstanceName"/>
+        <xs:attribute ref="pc:AssociationName"/>
+      </xs:complexType>
+    </xs:element>
+    <xs:attribute name="EntityNamespace" type="xs:string"/>
+    <xs:attribute name="EntityName" type="xs:string"/>
+    <xs:attribute name="SystemInstanceName" type="xs:string"/>
+    <xs:attribute name="AssociationName" type="xs:string"/>
+    <xs:element name="BDCEntity">
+      <xs:complexType>
+        <xs:sequence>
+          <xs:element ref="pc:EntityDisplayName" minOccurs="0"/>
+          <xs:element ref="pc:EntityInstanceReference" minOccurs="0"/>
+          <xs:element ref="pc:EntityId1" minOccurs="0"/>
+          <xs:element ref="pc:EntityId2" minOccurs="0"/>
+          <xs:element ref="pc:EntityId3" minOccurs="0"/>
+          <xs:element ref="pc:EntityId4" minOccurs="0"/>
+          <xs:element ref="pc:EntityId5" minOccurs="0"/>
+        </xs:sequence>
+      </xs:complexType>
+    </xs:element>
+    <xs:element name="EntityDisplayName" type="xs:string"/>
+    <xs:element name="EntityInstanceReference" type="xs:string"/>
+    <xs:element name="EntityId1" type="xs:string"/>
+    <xs:element name="EntityId2" type="xs:string"/>
+    <xs:element name="EntityId3" type="xs:string"/>
+    <xs:element name="EntityId4" type="xs:string"/>
+    <xs:element name="EntityId5" type="xs:string"/>
+    <xs:element name="Terms">
+      <xs:complexType>
+        <xs:sequence>
+          <xs:element ref="pc:TermInfo" minOccurs="0" maxOccurs="unbounded"/>
+        </xs:sequence>
+      </xs:complexType>
+    </xs:element>
+    <xs:element name="TermInfo">
+      <xs:complexType>
+        <xs:sequence>
+          <xs:element ref="pc:TermName" minOccurs="0"/>
+          <xs:element ref="pc:TermId" minOccurs="0"/>
+        </xs:sequence>
+      </xs:complexType>
+    </xs:element>
+    <xs:element name="TermName" type="xs:string"/>
+    <xs:element name="TermId" type="xs:string"/>
+  </xs:schema>
+</ct:contentTypeSchema>
+</file>
+
+<file path=customXml/item3.xml><?xml version="1.0" encoding="utf-8"?>
+<?mso-contentType ?>
+<FormTemplates xmlns="http://schemas.microsoft.com/sharepoint/v3/contenttype/forms">
+  <Display>DocumentLibraryForm</Display>
+  <Edit>DocumentLibraryForm</Edit>
+  <New>DocumentLibraryForm</New>
+</FormTemplates>
+</file>
+
+<file path=customXml/item4.xml><?xml version="1.0" encoding="utf-8"?>
+<p:properties xmlns:p="http://schemas.microsoft.com/office/2006/metadata/properties" xmlns:xsi="http://www.w3.org/2001/XMLSchema-instance" xmlns:pc="http://schemas.microsoft.com/office/infopath/2007/PartnerControls">
+  <documentManagement/>
+</p:properties>
+</file>
+
 <file path=customXml/itemProps1.xml><?xml version="1.0" encoding="utf-8"?>
 <ds:datastoreItem xmlns:ds="http://schemas.openxmlformats.org/officeDocument/2006/customXml" ds:itemID="{AEAB09FA-131D-430F-B505-EEAD1AC2D1DB}">
   <ds:schemaRefs>
     <ds:schemaRef ds:uri="http://schemas.openxmlformats.org/officeDocument/2006/bibliography"/>
   </ds:schemaRefs>
 </ds:datastoreItem>
+</file>
+
+<file path=customXml/itemProps2.xml><?xml version="1.0" encoding="utf-8"?>
+<ds:datastoreItem xmlns:ds="http://schemas.openxmlformats.org/officeDocument/2006/customXml" ds:itemID="{632A0986-3B31-41F4-B54A-9B489997507C}"/>
+</file>
+
+<file path=customXml/itemProps3.xml><?xml version="1.0" encoding="utf-8"?>
+<ds:datastoreItem xmlns:ds="http://schemas.openxmlformats.org/officeDocument/2006/customXml" ds:itemID="{A66E9CA1-63CA-42A6-9E36-D5CF534658DC}"/>
+</file>
+
+<file path=customXml/itemProps4.xml><?xml version="1.0" encoding="utf-8"?>
+<ds:datastoreItem xmlns:ds="http://schemas.openxmlformats.org/officeDocument/2006/customXml" ds:itemID="{6BEE44B3-2349-4682-88B4-963A12BED0DF}"/>
 </file>